--- a/발표준비/B04_기말발표자료.docx
+++ b/발표준비/B04_기말발표자료.docx
@@ -1087,7 +1087,7 @@
           <w:b/>
           <w:sz w:val="20"/>
         </w:rPr>
-        <w:t>총 검사 TC: 1차 129개(승계) + 2차 신규·변경 44개 = 173개 (전부 실측 수행).</w:t>
+        <w:t>총 검사 TC: 1차 129개 중 18개 삭제(2차 수행불가/결과변경) → 선별 승계 111개 + 2차 신규·변경 44개 = 155개.</w:t>
       </w:r>
     </w:p>
     <w:p>

--- a/발표준비/B04_기말발표자료.docx
+++ b/발표준비/B04_기말발표자료.docx
@@ -1087,7 +1087,7 @@
           <w:b/>
           <w:sz w:val="20"/>
         </w:rPr>
-        <w:t>총 검사 TC: 1차 129개 중 18개 삭제(2차 수행불가/결과변경) → 선별 승계 111개 + 2차 신규·변경 44개 = 155개.</w:t>
+        <w:t>총 검사 TC: 1차 129개 중 18개 삭제(2차 수행불가/결과변경) → 선별 승계 111개 + 2차 신규·변경 53개 = 164개.</w:t>
       </w:r>
     </w:p>
     <w:p>
@@ -2090,6 +2090,36 @@
           <w:b/>
           <w:sz w:val="21"/>
         </w:rPr>
+        <w:t xml:space="preserve">[기획서] 충돌 용어 불일치 — </w:t>
+      </w:r>
+      <w:r>
+        <w:rPr>
+          <w:rFonts w:ascii="맑은 고딕" w:hAnsi="맑은 고딕" w:eastAsia="맑은 고딕"/>
+          <w:sz w:val="21"/>
+        </w:rPr>
+        <w:t>기획서 용어 절은 '시간표 충돌'을 '스케줄 충돌'로 대체한다고 선언했으나 6.9절 6단계 오류 문구는 '시간표 충돌'로 남아 있다. 구현·설계문서·검사보고서는 '스케줄 충돌'로 통일했으며, 최종수정판 제출 시 문구 정정 대상이다.</w:t>
+      </w:r>
+    </w:p>
+    <w:p>
+      <w:pPr>
+        <w:spacing w:after="60"/>
+        <w:ind w:left="283"/>
+      </w:pPr>
+      <w:r>
+        <w:rPr>
+          <w:rFonts w:ascii="맑은 고딕" w:hAnsi="맑은 고딕" w:eastAsia="맑은 고딕"/>
+          <w:b/>
+          <w:color w:val="1F4E79"/>
+          <w:sz w:val="21"/>
+        </w:rPr>
+        <w:t xml:space="preserve">· </w:t>
+      </w:r>
+      <w:r>
+        <w:rPr>
+          <w:rFonts w:ascii="맑은 고딕" w:hAnsi="맑은 고딕" w:eastAsia="맑은 고딕"/>
+          <w:b/>
+          <w:sz w:val="21"/>
+        </w:rPr>
         <w:t xml:space="preserve">[설계 정합] 강의 수정 진입 — </w:t>
       </w:r>
       <w:r>

--- a/발표준비/B04_기말발표자료.docx
+++ b/발표준비/B04_기말발표자료.docx
@@ -75,7 +75,7 @@
           <w:color w:val="1F4E79"/>
           <w:sz w:val="26"/>
         </w:rPr>
-        <w:t>팀원 명단 및 동료평가 평점 (잠정 합의)</w:t>
+        <w:t>팀원 명단 및 동료평가 평점</w:t>
       </w:r>
     </w:p>
     <w:tbl>
@@ -497,10 +497,10 @@
       <w:r>
         <w:rPr>
           <w:rFonts w:ascii="맑은 고딕" w:hAnsi="맑은 고딕" w:eastAsia="맑은 고딕"/>
-          <w:color w:val="C00000"/>
+          <w:color w:val="555555"/>
           <w:sz w:val="19"/>
         </w:rPr>
-        <w:t>⚠ 동료평가 평점은 발표 전 팀원 합의로 확정하여 위 표를 수정할 것 (표지 필수 항목). 평점 {3,2,1,0} 중 하나, 자기 자신 포함.</w:t>
+        <w:t>동료평가 평점: 팀원 전원 3점 — 성실성·기여도에 문제 없이 각자 맡은 분업을 수행함 (팀 합의 완료). 평점 척도 {3,2,1,0}, 자기 자신 포함.</w:t>
       </w:r>
     </w:p>
     <w:p>
